--- a/src/lib/comercial/templates/proposta.docx
+++ b/src/lib/comercial/templates/proposta.docx
@@ -989,31 +989,7 @@
     <w:p>
       <w:pPr>
         <w:pStyle w:val="Normal1"/>
-        <w:spacing w:lineRule="exact" w:line="320" w:before="0" w:after="0"/>
-        <w:rPr>
-          <w:rFonts w:ascii="Calibri" w:hAnsi="Calibri" w:cs="Calibri"/>
-          <w:b/>
-          <w:bCs/>
-          <w:sz w:val="22"/>
-          <w:szCs w:val="22"/>
-        </w:rPr>
-      </w:pPr>
-      <w:r>
-        <w:rPr>
-          <w:rFonts w:cs="Calibri" w:ascii="Calibri" w:hAnsi="Calibri"/>
-          <w:b/>
-          <w:bCs/>
-          <w:sz w:val="22"/>
-          <w:szCs w:val="22"/>
-        </w:rPr>
-      </w:r>
-      <w:r>
-        <w:br w:type="page"/>
-      </w:r>
-    </w:p>
-    <w:p>
-      <w:pPr>
-        <w:pStyle w:val="Normal1"/>
+        <w:pageBreakBefore/>
         <w:suppressAutoHyphens w:val="false"/>
         <w:rPr>
           <w:rFonts w:ascii="Calibri" w:hAnsi="Calibri" w:cs="Calibri"/>

--- a/src/lib/comercial/templates/proposta.docx
+++ b/src/lib/comercial/templates/proposta.docx
@@ -550,159 +550,6 @@
     <w:p>
       <w:pPr>
         <w:pStyle w:val="Normal1"/>
-        <w:rPr>
-          <w:rFonts w:ascii="Calibri" w:hAnsi="Calibri" w:cs="Calibri"/>
-          <w:sz w:val="22"/>
-          <w:szCs w:val="22"/>
-        </w:rPr>
-      </w:pPr>
-      <w:r>
-        <w:rPr>
-          <w:rFonts w:cs="Calibri" w:ascii="Calibri" w:hAnsi="Calibri"/>
-          <w:sz w:val="22"/>
-          <w:szCs w:val="22"/>
-        </w:rPr>
-      </w:r>
-    </w:p>
-    <w:p>
-      <w:pPr>
-        <w:pStyle w:val="Normal1"/>
-        <w:rPr>
-          <w:rFonts w:ascii="Calibri" w:hAnsi="Calibri" w:cs="Calibri"/>
-          <w:sz w:val="22"/>
-          <w:szCs w:val="22"/>
-        </w:rPr>
-      </w:pPr>
-      <w:r>
-        <w:rPr>
-          <w:rFonts w:cs="Calibri" w:ascii="Calibri" w:hAnsi="Calibri"/>
-          <w:sz w:val="22"/>
-          <w:szCs w:val="22"/>
-        </w:rPr>
-      </w:r>
-    </w:p>
-    <w:p>
-      <w:pPr>
-        <w:pStyle w:val="Normal1"/>
-        <w:rPr>
-          <w:rFonts w:ascii="Calibri" w:hAnsi="Calibri" w:cs="Calibri"/>
-          <w:sz w:val="22"/>
-          <w:szCs w:val="22"/>
-        </w:rPr>
-      </w:pPr>
-      <w:r>
-        <w:rPr>
-          <w:rFonts w:cs="Calibri" w:ascii="Calibri" w:hAnsi="Calibri"/>
-          <w:sz w:val="22"/>
-          <w:szCs w:val="22"/>
-        </w:rPr>
-      </w:r>
-    </w:p>
-    <w:p>
-      <w:pPr>
-        <w:pStyle w:val="Normal1"/>
-        <w:rPr>
-          <w:rFonts w:ascii="Calibri" w:hAnsi="Calibri" w:cs="Calibri"/>
-          <w:sz w:val="22"/>
-          <w:szCs w:val="22"/>
-        </w:rPr>
-      </w:pPr>
-      <w:r>
-        <w:rPr>
-          <w:rFonts w:cs="Calibri" w:ascii="Calibri" w:hAnsi="Calibri"/>
-          <w:sz w:val="22"/>
-          <w:szCs w:val="22"/>
-        </w:rPr>
-      </w:r>
-    </w:p>
-    <w:p>
-      <w:pPr>
-        <w:pStyle w:val="Normal1"/>
-        <w:rPr>
-          <w:rFonts w:ascii="Calibri" w:hAnsi="Calibri" w:cs="Calibri"/>
-          <w:sz w:val="22"/>
-          <w:szCs w:val="22"/>
-        </w:rPr>
-      </w:pPr>
-      <w:r>
-        <w:rPr>
-          <w:rFonts w:cs="Calibri" w:ascii="Calibri" w:hAnsi="Calibri"/>
-          <w:sz w:val="22"/>
-          <w:szCs w:val="22"/>
-        </w:rPr>
-      </w:r>
-    </w:p>
-    <w:p>
-      <w:pPr>
-        <w:pStyle w:val="Normal1"/>
-        <w:rPr>
-          <w:rFonts w:ascii="Calibri" w:hAnsi="Calibri" w:cs="Calibri"/>
-          <w:sz w:val="22"/>
-          <w:szCs w:val="22"/>
-        </w:rPr>
-      </w:pPr>
-      <w:r>
-        <w:rPr>
-          <w:rFonts w:cs="Calibri" w:ascii="Calibri" w:hAnsi="Calibri"/>
-          <w:sz w:val="22"/>
-          <w:szCs w:val="22"/>
-        </w:rPr>
-      </w:r>
-    </w:p>
-    <w:p>
-      <w:pPr>
-        <w:pStyle w:val="Normal1"/>
-        <w:rPr>
-          <w:rFonts w:ascii="Calibri" w:hAnsi="Calibri" w:cs="Calibri"/>
-          <w:sz w:val="22"/>
-          <w:szCs w:val="22"/>
-        </w:rPr>
-      </w:pPr>
-      <w:r>
-        <w:rPr>
-          <w:rFonts w:cs="Calibri" w:ascii="Calibri" w:hAnsi="Calibri"/>
-          <w:sz w:val="22"/>
-          <w:szCs w:val="22"/>
-        </w:rPr>
-      </w:r>
-    </w:p>
-    <w:p>
-      <w:pPr>
-        <w:pStyle w:val="Normal1"/>
-        <w:rPr>
-          <w:rFonts w:ascii="Calibri" w:hAnsi="Calibri" w:cs="Calibri"/>
-          <w:sz w:val="22"/>
-          <w:szCs w:val="22"/>
-        </w:rPr>
-      </w:pPr>
-      <w:r>
-        <w:rPr>
-          <w:rFonts w:cs="Calibri" w:ascii="Calibri" w:hAnsi="Calibri"/>
-          <w:sz w:val="22"/>
-          <w:szCs w:val="22"/>
-        </w:rPr>
-      </w:r>
-    </w:p>
-    <w:p>
-      <w:pPr>
-        <w:pStyle w:val="Normal1"/>
-        <w:rPr>
-          <w:rFonts w:ascii="Calibri" w:hAnsi="Calibri" w:cs="Calibri"/>
-          <w:sz w:val="22"/>
-          <w:szCs w:val="22"/>
-        </w:rPr>
-      </w:pPr>
-      <w:r>
-        <w:rPr>
-          <w:rFonts w:cs="Calibri" w:ascii="Calibri" w:hAnsi="Calibri"/>
-          <w:sz w:val="22"/>
-          <w:szCs w:val="22"/>
-        </w:rPr>
-      </w:r>
-    </w:p>
-    <w:p>
-      <w:pPr>
-        <w:pStyle w:val="Normal1"/>
         <w:jc w:val="center"/>
         <w:rPr>
           <w:rFonts w:ascii="Calibri" w:hAnsi="Calibri" w:cs="Calibri"/>
@@ -744,108 +591,6 @@
           <w:szCs w:val="22"/>
         </w:rPr>
         <w:t xml:space="preserve">PROPOSTA COMERCIAL STRADA </w:t>
-      </w:r>
-    </w:p>
-    <w:p>
-      <w:pPr>
-        <w:pStyle w:val="Normal1"/>
-        <w:rPr>
-          <w:rFonts w:ascii="Calibri" w:hAnsi="Calibri" w:cs="Calibri"/>
-          <w:sz w:val="22"/>
-          <w:szCs w:val="22"/>
-        </w:rPr>
-      </w:pPr>
-      <w:r>
-        <w:rPr>
-          <w:rFonts w:cs="Calibri" w:ascii="Calibri" w:hAnsi="Calibri"/>
-          <w:sz w:val="22"/>
-          <w:szCs w:val="22"/>
-        </w:rPr>
-      </w:r>
-    </w:p>
-    <w:p>
-      <w:pPr>
-        <w:pStyle w:val="Normal1"/>
-        <w:rPr>
-          <w:rFonts w:ascii="Calibri" w:hAnsi="Calibri" w:cs="Calibri"/>
-          <w:sz w:val="22"/>
-          <w:szCs w:val="22"/>
-        </w:rPr>
-      </w:pPr>
-      <w:r>
-        <w:rPr>
-          <w:rFonts w:cs="Calibri" w:ascii="Calibri" w:hAnsi="Calibri"/>
-          <w:sz w:val="22"/>
-          <w:szCs w:val="22"/>
-        </w:rPr>
-      </w:r>
-    </w:p>
-    <w:p>
-      <w:pPr>
-        <w:pStyle w:val="Normal1"/>
-        <w:rPr>
-          <w:rFonts w:ascii="Calibri" w:hAnsi="Calibri" w:cs="Calibri"/>
-          <w:sz w:val="22"/>
-          <w:szCs w:val="22"/>
-        </w:rPr>
-      </w:pPr>
-      <w:r>
-        <w:rPr>
-          <w:rFonts w:cs="Calibri" w:ascii="Calibri" w:hAnsi="Calibri"/>
-          <w:sz w:val="22"/>
-          <w:szCs w:val="22"/>
-        </w:rPr>
-      </w:r>
-    </w:p>
-    <w:p>
-      <w:pPr>
-        <w:pStyle w:val="Normal1"/>
-        <w:rPr>
-          <w:rFonts w:ascii="Calibri" w:hAnsi="Calibri" w:cs="Calibri"/>
-          <w:sz w:val="22"/>
-          <w:szCs w:val="22"/>
-        </w:rPr>
-      </w:pPr>
-      <w:r>
-        <w:rPr>
-          <w:rFonts w:cs="Calibri" w:ascii="Calibri" w:hAnsi="Calibri"/>
-          <w:sz w:val="22"/>
-          <w:szCs w:val="22"/>
-        </w:rPr>
-      </w:r>
-    </w:p>
-    <w:p>
-      <w:pPr>
-        <w:pStyle w:val="Normal1"/>
-        <w:rPr>
-          <w:rFonts w:ascii="Calibri" w:hAnsi="Calibri" w:cs="Calibri"/>
-          <w:sz w:val="22"/>
-          <w:szCs w:val="22"/>
-        </w:rPr>
-      </w:pPr>
-      <w:r>
-        <w:rPr>
-          <w:rFonts w:cs="Calibri" w:ascii="Calibri" w:hAnsi="Calibri"/>
-          <w:sz w:val="22"/>
-          <w:szCs w:val="22"/>
-        </w:rPr>
-      </w:r>
-    </w:p>
-    <w:p>
-      <w:pPr>
-        <w:pStyle w:val="Normal1"/>
-        <w:rPr>
-          <w:rFonts w:ascii="Calibri" w:hAnsi="Calibri" w:cs="Calibri"/>
-          <w:sz w:val="22"/>
-          <w:szCs w:val="22"/>
-        </w:rPr>
-      </w:pPr>
-      <w:r>
-        <w:rPr>
-          <w:rFonts w:cs="Calibri" w:ascii="Calibri" w:hAnsi="Calibri"/>
-          <w:sz w:val="22"/>
-          <w:szCs w:val="22"/>
-        </w:rPr>
       </w:r>
     </w:p>
     <w:p>
